--- a/KHBD_Tin_học/Lớp_6/Tuần_12/KHBD_Tin_hoc_Lớp_6_Tiet12_Bai_5_Internet_Tiet_2.docx
+++ b/KHBD_Tin_học/Lớp_6/Tuần_12/KHBD_Tin_hoc_Lớp_6_Tiet12_Bai_5_Internet_Tiet_2.docx
@@ -359,34 +359,30 @@
     </w:p>
     <w:p>
       <w:pPr>
-        <w:spacing w:line="276" w:lineRule="auto" w:after="60" w:before="0"/>
-        <w:ind w:firstLine="0" w:left="850"/>
-        <w:jc w:val="both"/>
-      </w:pPr>
-      <w:r>
-        <w:rPr>
-          <w:rFonts w:ascii="Times New Roman" w:hAnsi="Times New Roman" w:eastAsia="Times New Roman"/>
-          <w:b w:val="0"/>
-          <w:i w:val="0"/>
-          <w:sz w:val="26"/>
-        </w:rPr>
-        <w:t>- Miền I. Khai thác dữ liệu và thông tin (thành tố 1.1. Duyệt, tìm kiếm và lọc dữ liệu, thông tin và nội dung số – Bậc 3): Khai thác thông tin số phục vụ bài học. (Đạt được thông qua Hoạt động 2)</w:t>
-      </w:r>
-    </w:p>
-    <w:p>
-      <w:pPr>
-        <w:spacing w:line="276" w:lineRule="auto" w:after="60" w:before="0"/>
-        <w:ind w:firstLine="0" w:left="850"/>
-        <w:jc w:val="both"/>
-      </w:pPr>
-      <w:r>
-        <w:rPr>
-          <w:rFonts w:ascii="Times New Roman" w:hAnsi="Times New Roman" w:eastAsia="Times New Roman"/>
-          <w:b w:val="0"/>
-          <w:i w:val="0"/>
-          <w:sz w:val="26"/>
-        </w:rPr>
-        <w:t>- Miền IV. An toàn (thành tố 4.1. Bảo vệ thiết bị và nội dung số – Bậc 3): Tuân thủ quy tắc an toàn thiết bị và bảo vệ dữ liệu. (Đạt được thông qua Hoạt động 3, Hoạt động 4)</w:t>
+        <w:spacing w:line="276" w:lineRule="auto" w:after="0" w:before="0"/>
+        <w:ind w:left="850" w:firstLine="0"/>
+        <w:jc w:val="both"/>
+      </w:pPr>
+      <w:r>
+        <w:rPr>
+          <w:rFonts w:ascii="Times New Roman" w:hAnsi="Times New Roman" w:cs="Times New Roman"/>
+          <w:sz w:val="26"/>
+        </w:rPr>
+        <w:t>- 1.1.CB3b: Thực hiện được rõ ràng và theo quy trình các tìm kiếm để tìm dữ liệu, thông tin và nội dung trong môi trường số. (Duyệt, tìm kiếm và thu thập dữ liệu, thông tin hiệu quả trên môi trường mạng). (Đạt được thông qua Hoạt động 2)</w:t>
+      </w:r>
+    </w:p>
+    <w:p>
+      <w:pPr>
+        <w:spacing w:line="276" w:lineRule="auto" w:after="0" w:before="0"/>
+        <w:ind w:left="850" w:firstLine="0"/>
+        <w:jc w:val="both"/>
+      </w:pPr>
+      <w:r>
+        <w:rPr>
+          <w:rFonts w:ascii="Times New Roman" w:hAnsi="Times New Roman" w:cs="Times New Roman"/>
+          <w:sz w:val="26"/>
+        </w:rPr>
+        <w:t>- 1.2.CB3a: Thực hiện phân tích, so sánh, đánh giá được độ tin cậy và độ chính xác của các nguồn dữ liệu, thông tin và nội dung số đã được tổ chức rõ ràng. (Đánh giá độ tin cậy và chọn lọc thông tin chính xác từ các nguồn số). (Đạt được thông qua Hoạt động 3, Hoạt động 4)</w:t>
       </w:r>
     </w:p>
     <w:p>
